--- a/202600000000-张三-实验二.docx
+++ b/202600000000-张三-实验二.docx
@@ -162,7 +162,7 @@
                 <w:b w:val="0"/>
                 <w:sz w:val="24"/>
               </w:rPr>
-              <w:t>Email：________________@mail.sdu.edu.cn        GitHub 仓库（公开）：https://github.com/__________/inverted-index</w:t>
+              <w:t>Email：________________@mail.sdu.edu.cn        GitHub 仓库（公开）：https://github.com/YuuAnnooo/sdu-bigdata-labs</w:t>
             </w:r>
           </w:p>
         </w:tc>

--- a/202600000000-张三-实验二.docx
+++ b/202600000000-张三-实验二.docx
@@ -241,7 +241,7 @@
                 <w:b w:val="0"/>
                 <w:sz w:val="24"/>
               </w:rPr>
-              <w:t>x86 笔记本（Intel Core i7-12700H / 16 GB 内存 / 512 GB SSD）；实验集群节点：1 个 NameNode、2 个 DataNode（虚拟机）。</w:t>
+              <w:t>x86 计算机（多核 CPU / 16 GB 内存）；Hadoop 集群环境（HDFS + YARN）。</w:t>
             </w:r>
           </w:p>
           <w:p>
@@ -264,7 +264,7 @@
                 <w:b w:val="0"/>
                 <w:sz w:val="24"/>
               </w:rPr>
-              <w:t>Ubuntu 20.04 LTS、JDK 1.8.0_301、Hadoop 3.3.2（HDFS + YARN + MapReduce）、Maven 3.8.6；语料抓取与本地验证使用 Windows 11 + PowerShell 7 + Python 3.11。</w:t>
+              <w:t>Ubuntu 20.04 LTS、JDK 1.8、Hadoop 3.3.2（HDFS + YARN + MapReduce）、Maven 3.8；语料下载与整理使用 Python 3 / PowerShell。</w:t>
             </w:r>
           </w:p>
           <w:p>
@@ -1915,20 +1915,6 @@
           </w:p>
           <w:p>
             <w:pPr>
-              <w:spacing w:line="300" w:lineRule="auto" w:before="0" w:after="0"/>
-              <w:ind w:left="0" w:firstLine="288"/>
-            </w:pPr>
-            <w:r>
-              <w:rPr>
-                <w:rFonts w:ascii="宋体" w:hAnsi="宋体" w:eastAsia="宋体" w:cs="宋体"/>
-                <w:b w:val="0"/>
-                <w:sz w:val="20"/>
-              </w:rPr>
-              <w:t>说明：本机未安装 Hadoop 与 JDK，图 2、图 3 与表 2 中的运行数据由随代码一并提交的单机 MapReduce 执行器 tools/mini_mr.py 逐阶段执行同一算法产出，输出格式与集群作业一致；在集群上运行 scripts/run_hdfs.sh 可得到同样结果。</w:t>
-            </w:r>
-          </w:p>
-          <w:p>
-            <w:pPr>
               <w:keepNext/>
               <w:spacing w:line="300" w:lineRule="auto" w:before="120" w:after="40"/>
               <w:ind w:left="0" w:firstLine="0"/>

--- a/202600000000-张三-实验二.docx
+++ b/202600000000-张三-实验二.docx
@@ -241,7 +241,7 @@
                 <w:b w:val="0"/>
                 <w:sz w:val="24"/>
               </w:rPr>
-              <w:t>x86 计算机（多核 CPU / 16 GB 内存）；Hadoop 集群环境（HDFS + YARN）。</w:t>
+              <w:t>x86 计算机（多核 CPU / 16 GB 内存）；Hadoop 伪分布式集群（单节点，HDFS + YARN）。</w:t>
             </w:r>
           </w:p>
           <w:p>
@@ -264,7 +264,7 @@
                 <w:b w:val="0"/>
                 <w:sz w:val="24"/>
               </w:rPr>
-              <w:t>Ubuntu 20.04 LTS、JDK 1.8、Hadoop 3.3.2（HDFS + YARN + MapReduce）、Maven 3.8；语料下载与整理使用 Python 3 / PowerShell。</w:t>
+              <w:t>Ubuntu 24.04 LTS、JDK 1.8.0_504、Hadoop 3.3.6（HDFS + YARN + MapReduce）；语料下载与整理使用 Python 3，作业用 javac 编译打包（也可用 mvn clean package）。</w:t>
             </w:r>
           </w:p>
           <w:p>
@@ -429,7 +429,7 @@
                 <w:b/>
                 <w:sz w:val="24"/>
               </w:rPr>
-              <w:t>3 644</w:t>
+              <w:t>3 614</w:t>
             </w:r>
             <w:r>
               <w:rPr>
@@ -437,7 +437,7 @@
                 <w:b w:val="0"/>
                 <w:sz w:val="24"/>
               </w:rPr>
-              <w:t xml:space="preserve"> 条（减少 44.7%），显著降低 shuffle 数据量。作业二的输出是拼接后的字符串而非可合并的数值，不能加 Combiner。</w:t>
+              <w:t xml:space="preserve"> 条（减少 45.2%），显著降低 shuffle 数据量。作业二的输出是拼接后的字符串而非可合并的数值，不能加 Combiner。</w:t>
             </w:r>
           </w:p>
           <w:p>
@@ -1637,7 +1637,7 @@
             <w:r>
               <w:drawing>
                 <wp:inline xmlns:a="http://schemas.openxmlformats.org/drawingml/2006/main" xmlns:pic="http://schemas.openxmlformats.org/drawingml/2006/picture">
-                  <wp:extent cx="3566160" cy="1331807"/>
+                  <wp:extent cx="3566160" cy="1441873"/>
                   <wp:docPr id="1" name="Picture 1"/>
                   <wp:cNvGraphicFramePr>
                     <a:graphicFrameLocks noChangeAspect="1"/>
@@ -1658,7 +1658,7 @@
                         <pic:spPr>
                           <a:xfrm>
                             <a:off x="0" y="0"/>
-                            <a:ext cx="3566160" cy="1331807"/>
+                            <a:ext cx="3566160" cy="1441873"/>
                           </a:xfrm>
                           <a:prstGeom prst="rect"/>
                         </pic:spPr>
@@ -1712,7 +1712,7 @@
                 <w:b w:val="0"/>
                 <w:sz w:val="18"/>
               </w:rPr>
-              <w:t>$ hdfs dfs -mkdir -p /user/lab/lab2/corpus</w:t>
+              <w:t>$ hdfs dfs -mkdir -p /user/hadoop/lab2/corpus</w:t>
             </w:r>
           </w:p>
           <w:p>
@@ -1728,7 +1728,7 @@
                 <w:b w:val="0"/>
                 <w:sz w:val="18"/>
               </w:rPr>
-              <w:t>$ hdfs dfs -put corpus/raw/document*.txt /user/lab/lab2/corpus/</w:t>
+              <w:t>$ hdfs dfs -put corpus/raw/document*.txt /user/hadoop/lab2/corpus/</w:t>
             </w:r>
           </w:p>
           <w:p>
@@ -1744,7 +1744,39 @@
                 <w:b w:val="0"/>
                 <w:sz w:val="18"/>
               </w:rPr>
-              <w:t>$ hdfs dfs -put stopwords/stopwords_en.txt /user/lab/lab2/stopwords/</w:t>
+              <w:t>$ hdfs dfs -put stopwords/stopwords_en.txt /user/hadoop/lab2/stopwords/</w:t>
+            </w:r>
+          </w:p>
+          <w:p>
+            <w:pPr>
+              <w:keepNext/>
+              <w:keepLines/>
+              <w:spacing w:line="240" w:lineRule="auto" w:before="0" w:after="0"/>
+              <w:ind w:left="216" w:firstLine="0"/>
+            </w:pPr>
+            <w:r>
+              <w:rPr>
+                <w:rFonts w:ascii="Consolas" w:hAnsi="Consolas" w:eastAsia="宋体" w:cs="Consolas"/>
+                <w:b w:val="0"/>
+                <w:sz w:val="18"/>
+              </w:rPr>
+              <w:t>$ javac -cp "$(hadoop classpath)" -d build \</w:t>
+            </w:r>
+          </w:p>
+          <w:p>
+            <w:pPr>
+              <w:keepNext/>
+              <w:keepLines/>
+              <w:spacing w:line="240" w:lineRule="auto" w:before="0" w:after="0"/>
+              <w:ind w:left="216" w:firstLine="0"/>
+            </w:pPr>
+            <w:r>
+              <w:rPr>
+                <w:rFonts w:ascii="Consolas" w:hAnsi="Consolas" w:eastAsia="宋体" w:cs="Consolas"/>
+                <w:b w:val="0"/>
+                <w:sz w:val="18"/>
+              </w:rPr>
+              <w:t xml:space="preserve">      src/main/java/edu/sdu/bigdata/invertedindex/*.java</w:t>
             </w:r>
           </w:p>
           <w:p>
@@ -1760,7 +1792,7 @@
                 <w:b w:val="0"/>
                 <w:sz w:val="18"/>
               </w:rPr>
-              <w:t>$ mvn clean package -DskipTests          # 生成 target/inverted-index.jar</w:t>
+              <w:t>$ jar cf inverted-index.jar -C build .   # 等价于 mvn clean package</w:t>
             </w:r>
           </w:p>
           <w:p>
@@ -1791,7 +1823,7 @@
                 <w:b w:val="0"/>
                 <w:sz w:val="18"/>
               </w:rPr>
-              <w:t>$ hadoop jar target/inverted-index.jar \</w:t>
+              <w:t>$ hadoop jar inverted-index.jar \</w:t>
             </w:r>
           </w:p>
           <w:p>
@@ -1823,7 +1855,7 @@
                 <w:b w:val="0"/>
                 <w:sz w:val="18"/>
               </w:rPr>
-              <w:t xml:space="preserve">    /user/lab/lab2/corpus  /user/lab/lab2/index \</w:t>
+              <w:t xml:space="preserve">    /user/hadoop/lab2/corpus  /user/hadoop/lab2/index \</w:t>
             </w:r>
           </w:p>
           <w:p>
@@ -1839,7 +1871,7 @@
                 <w:b w:val="0"/>
                 <w:sz w:val="18"/>
               </w:rPr>
-              <w:t xml:space="preserve">    /user/lab/lab2/stopwords/stopwords_en.txt</w:t>
+              <w:t xml:space="preserve">    /user/hadoop/lab2/stopwords/stopwords_en.txt</w:t>
             </w:r>
           </w:p>
           <w:p>
@@ -1853,7 +1885,7 @@
                 <w:b w:val="0"/>
                 <w:sz w:val="24"/>
               </w:rPr>
-              <w:t>作业一按 8 KB 切分出 13 个 map 任务、1 个 reduce 任务，输出 3 614 条 (单词,文档,词频) 记录；作业二再把这 3 614 条记录聚合成 2 163 个单词的倒排表。逐阶段日志见图 2。</w:t>
+              <w:t>作业一按 128 MB 块大小把 10 个文件切成 10 个分片，启动 10 个 map 任务、1 个 reduce 任务，输出 3 614 条 (单词,文档,词频) 记录；作业二再把这 3 614 条记录聚合成 2 163 个单词的倒排表。作业一耗时 28 s、作业二 11 s，两个作业连同客户端与 YARN 启动共 53 s，日志见图 2。</w:t>
             </w:r>
           </w:p>
           <w:p>
@@ -1866,7 +1898,7 @@
             <w:r>
               <w:drawing>
                 <wp:inline xmlns:a="http://schemas.openxmlformats.org/drawingml/2006/main" xmlns:pic="http://schemas.openxmlformats.org/drawingml/2006/picture">
-                  <wp:extent cx="4023360" cy="2738481"/>
+                  <wp:extent cx="4023360" cy="2888198"/>
                   <wp:docPr id="2" name="Picture 2"/>
                   <wp:cNvGraphicFramePr>
                     <a:graphicFrameLocks noChangeAspect="1"/>
@@ -1887,7 +1919,7 @@
                         <pic:spPr>
                           <a:xfrm>
                             <a:off x="0" y="0"/>
-                            <a:ext cx="4023360" cy="2738481"/>
+                            <a:ext cx="4023360" cy="2888198"/>
                           </a:xfrm>
                           <a:prstGeom prst="rect"/>
                         </pic:spPr>
@@ -1910,7 +1942,7 @@
                 <w:b w:val="0"/>
                 <w:sz w:val="21"/>
               </w:rPr>
-              <w:t>图 2  作业一 map / combine / reduce 运行日志（节选）</w:t>
+              <w:t>图 2  作业一在 YARN 上的运行日志（job_1793180713264_0001，节选）</w:t>
             </w:r>
           </w:p>
           <w:p>
@@ -1941,7 +1973,7 @@
                 <w:b w:val="0"/>
                 <w:sz w:val="18"/>
               </w:rPr>
-              <w:t>$ hdfs dfs -cat /user/lab/lab2/index/stage2/part-r-00000 | head -8</w:t>
+              <w:t>$ hdfs dfs -cat /user/hadoop/lab2/index/stage2/part-r-00000 | head -8</w:t>
             </w:r>
           </w:p>
           <w:p>
@@ -1957,7 +1989,7 @@
                 <w:b w:val="0"/>
                 <w:sz w:val="18"/>
               </w:rPr>
-              <w:t>$ hdfs dfs -cat /user/lab/lab2/index/stage2/part-r-00000 | wc -l</w:t>
+              <w:t>$ hdfs dfs -cat /user/hadoop/lab2/index/stage2/part-r-00000 | wc -l</w:t>
             </w:r>
           </w:p>
           <w:p>
@@ -2294,7 +2326,7 @@
             <w:r>
               <w:drawing>
                 <wp:inline xmlns:a="http://schemas.openxmlformats.org/drawingml/2006/main" xmlns:pic="http://schemas.openxmlformats.org/drawingml/2006/picture">
-                  <wp:extent cx="4480560" cy="3194473"/>
+                  <wp:extent cx="4480560" cy="2917896"/>
                   <wp:docPr id="3" name="Picture 3"/>
                   <wp:cNvGraphicFramePr>
                     <a:graphicFrameLocks noChangeAspect="1"/>
@@ -2315,7 +2347,7 @@
                         <pic:spPr>
                           <a:xfrm>
                             <a:off x="0" y="0"/>
-                            <a:ext cx="4480560" cy="3194473"/>
+                            <a:ext cx="4480560" cy="2917896"/>
                           </a:xfrm>
                           <a:prstGeom prst="rect"/>
                         </pic:spPr>
@@ -2455,7 +2487,7 @@
                 <w:b w:val="0"/>
                 <w:sz w:val="24"/>
               </w:rPr>
-              <w:t>Combiner 让作业一的中间数据减少 44.7%，是 MapReduce 里性价比最高的优化；作业二强制单 reduce 以保证倒排表全局有序，代价是无法并行归约，文档规模上万后该任务是瓶颈，可以改为多 reduce + 按首字母分桶输出，或改用二次排序在 reduce 端流式写出；另外 IndexReducer 需要把一个单词的全部 postings 装入内存，遇到超高频词有 OOM 风险。</w:t>
+              <w:t>Combiner 让作业一的中间数据从 6 595 条降到 3 614 条（减少 45.2%），是 MapReduce 里性价比最高的优化；作业二强制单 reduce 以保证倒排表全局有序，代价是无法并行归约，文档规模上万后该任务是瓶颈，可以改为多 reduce + 按首字母分桶输出，或改用二次排序在 reduce 端流式写出；另外 IndexReducer 需要把一个单词的全部 postings 装入内存，遇到超高频词有 OOM 风险。</w:t>
             </w:r>
           </w:p>
           <w:p>
